--- a/Austausch/Chat Sprechertexte.docx
+++ b/Austausch/Chat Sprechertexte.docx
@@ -59,8 +59,8 @@
           <w:kern w:val="0"/>
           <w:lang w:eastAsia="de-DE"/>
         </w:rPr>
-        <w:pict w14:anchorId="0A6CFEC1">
-          <v:rect id="_x0000_i1118" alt="" style="width:453.6pt;height:.05pt;mso-width-percent:0;mso-height-percent:0;mso-width-percent:0;mso-height-percent:0" o:hralign="center" o:hrstd="t" o:hr="t" fillcolor="#a0a0a0" stroked="f"/>
+        <w:pict w14:anchorId="098927F0">
+          <v:rect id="_x0000_i1111" alt="" style="width:453.6pt;height:.05pt;mso-width-percent:0;mso-height-percent:0;mso-width-percent:0;mso-height-percent:0" o:hralign="center" o:hrstd="t" o:hr="t" fillcolor="#a0a0a0" stroked="f"/>
         </w:pict>
       </w:r>
     </w:p>
@@ -139,8 +139,8 @@
           <w:kern w:val="0"/>
           <w:lang w:eastAsia="de-DE"/>
         </w:rPr>
-        <w:pict w14:anchorId="28309F22">
-          <v:rect id="_x0000_i1117" alt="" style="width:453.6pt;height:.05pt;mso-width-percent:0;mso-height-percent:0;mso-width-percent:0;mso-height-percent:0" o:hralign="center" o:hrstd="t" o:hr="t" fillcolor="#a0a0a0" stroked="f"/>
+        <w:pict w14:anchorId="489004EE">
+          <v:rect id="_x0000_i1110" alt="" style="width:453.6pt;height:.05pt;mso-width-percent:0;mso-height-percent:0;mso-width-percent:0;mso-height-percent:0" o:hralign="center" o:hrstd="t" o:hr="t" fillcolor="#a0a0a0" stroked="f"/>
         </w:pict>
       </w:r>
     </w:p>
@@ -212,8 +212,8 @@
           <w:kern w:val="0"/>
           <w:lang w:eastAsia="de-DE"/>
         </w:rPr>
-        <w:pict w14:anchorId="00F4CE0C">
-          <v:rect id="_x0000_i1116" alt="" style="width:453.6pt;height:.05pt;mso-width-percent:0;mso-height-percent:0;mso-width-percent:0;mso-height-percent:0" o:hralign="center" o:hrstd="t" o:hr="t" fillcolor="#a0a0a0" stroked="f"/>
+        <w:pict w14:anchorId="193278E6">
+          <v:rect id="_x0000_i1109" alt="" style="width:453.6pt;height:.05pt;mso-width-percent:0;mso-height-percent:0;mso-width-percent:0;mso-height-percent:0" o:hralign="center" o:hrstd="t" o:hr="t" fillcolor="#a0a0a0" stroked="f"/>
         </w:pict>
       </w:r>
     </w:p>
@@ -294,8 +294,8 @@
           <w:kern w:val="0"/>
           <w:lang w:eastAsia="de-DE"/>
         </w:rPr>
-        <w:pict w14:anchorId="563A7D23">
-          <v:rect id="_x0000_i1115" alt="" style="width:453.6pt;height:.05pt;mso-width-percent:0;mso-height-percent:0;mso-width-percent:0;mso-height-percent:0" o:hralign="center" o:hrstd="t" o:hr="t" fillcolor="#a0a0a0" stroked="f"/>
+        <w:pict w14:anchorId="09227E82">
+          <v:rect id="_x0000_i1108" alt="" style="width:453.6pt;height:.05pt;mso-width-percent:0;mso-height-percent:0;mso-width-percent:0;mso-height-percent:0" o:hralign="center" o:hrstd="t" o:hr="t" fillcolor="#a0a0a0" stroked="f"/>
         </w:pict>
       </w:r>
     </w:p>
@@ -365,8 +365,8 @@
           <w:kern w:val="0"/>
           <w:lang w:eastAsia="de-DE"/>
         </w:rPr>
-        <w:pict w14:anchorId="51EA8DD4">
-          <v:rect id="_x0000_i1114" alt="" style="width:453.6pt;height:.05pt;mso-width-percent:0;mso-height-percent:0;mso-width-percent:0;mso-height-percent:0" o:hralign="center" o:hrstd="t" o:hr="t" fillcolor="#a0a0a0" stroked="f"/>
+        <w:pict w14:anchorId="6D920D88">
+          <v:rect id="_x0000_i1107" alt="" style="width:453.6pt;height:.05pt;mso-width-percent:0;mso-height-percent:0;mso-width-percent:0;mso-height-percent:0" o:hralign="center" o:hrstd="t" o:hr="t" fillcolor="#a0a0a0" stroked="f"/>
         </w:pict>
       </w:r>
     </w:p>
@@ -476,8 +476,8 @@
           <w:kern w:val="0"/>
           <w:lang w:eastAsia="de-DE"/>
         </w:rPr>
-        <w:pict w14:anchorId="520A464B">
-          <v:rect id="_x0000_i1113" alt="" style="width:453.6pt;height:.05pt;mso-width-percent:0;mso-height-percent:0;mso-width-percent:0;mso-height-percent:0" o:hralign="center" o:hrstd="t" o:hr="t" fillcolor="#a0a0a0" stroked="f"/>
+        <w:pict w14:anchorId="4141E189">
+          <v:rect id="_x0000_i1106" alt="" style="width:453.6pt;height:.05pt;mso-width-percent:0;mso-height-percent:0;mso-width-percent:0;mso-height-percent:0" o:hralign="center" o:hrstd="t" o:hr="t" fillcolor="#a0a0a0" stroked="f"/>
         </w:pict>
       </w:r>
     </w:p>
@@ -717,8 +717,8 @@
           <w:kern w:val="0"/>
           <w:lang w:eastAsia="de-DE"/>
         </w:rPr>
-        <w:pict w14:anchorId="03BF0BEB">
-          <v:rect id="_x0000_i1112" alt="" style="width:453.6pt;height:.05pt;mso-width-percent:0;mso-height-percent:0;mso-width-percent:0;mso-height-percent:0" o:hralign="center" o:hrstd="t" o:hr="t" fillcolor="#a0a0a0" stroked="f"/>
+        <w:pict w14:anchorId="542C6EAA">
+          <v:rect id="_x0000_i1105" alt="" style="width:453.6pt;height:.05pt;mso-width-percent:0;mso-height-percent:0;mso-width-percent:0;mso-height-percent:0" o:hralign="center" o:hrstd="t" o:hr="t" fillcolor="#a0a0a0" stroked="f"/>
         </w:pict>
       </w:r>
     </w:p>
@@ -824,12 +824,12 @@
       <w:r>
         <w:rPr>
           <w:rFonts w:ascii="Times New Roman" w:eastAsia="Times New Roman" w:hAnsi="Times New Roman" w:cs="Times New Roman"/>
-          <w:kern w:val="0"/>
-          <w:lang w:eastAsia="de-DE"/>
-          <w14:ligatures w14:val="none"/>
-        </w:rPr>
-        <w:pict w14:anchorId="006205F1">
-          <v:rect id="_x0000_i1032" style="width:0;height:1.5pt" o:hralign="center" o:hrstd="t" o:hr="t" fillcolor="#a0a0a0" stroked="f"/>
+          <w:noProof/>
+          <w:kern w:val="0"/>
+          <w:lang w:eastAsia="de-DE"/>
+        </w:rPr>
+        <w:pict w14:anchorId="20ACE14A">
+          <v:rect id="_x0000_i1104" alt="" style="width:453.6pt;height:.05pt;mso-width-percent:0;mso-height-percent:0;mso-width-percent:0;mso-height-percent:0" o:hralign="center" o:hrstd="t" o:hr="t" fillcolor="#a0a0a0" stroked="f"/>
         </w:pict>
       </w:r>
     </w:p>
@@ -935,12 +935,12 @@
       <w:r>
         <w:rPr>
           <w:rFonts w:ascii="Times New Roman" w:eastAsia="Times New Roman" w:hAnsi="Times New Roman" w:cs="Times New Roman"/>
-          <w:kern w:val="0"/>
-          <w:lang w:eastAsia="de-DE"/>
-          <w14:ligatures w14:val="none"/>
-        </w:rPr>
-        <w:pict w14:anchorId="4B8A8E05">
-          <v:rect id="_x0000_i1033" style="width:0;height:1.5pt" o:hralign="center" o:hrstd="t" o:hr="t" fillcolor="#a0a0a0" stroked="f"/>
+          <w:noProof/>
+          <w:kern w:val="0"/>
+          <w:lang w:eastAsia="de-DE"/>
+        </w:rPr>
+        <w:pict w14:anchorId="711E47D4">
+          <v:rect id="_x0000_i1103" alt="" style="width:453.6pt;height:.05pt;mso-width-percent:0;mso-height-percent:0;mso-width-percent:0;mso-height-percent:0" o:hralign="center" o:hrstd="t" o:hr="t" fillcolor="#a0a0a0" stroked="f"/>
         </w:pict>
       </w:r>
     </w:p>
@@ -1106,12 +1106,12 @@
       <w:r>
         <w:rPr>
           <w:rFonts w:ascii="Times New Roman" w:eastAsia="Times New Roman" w:hAnsi="Times New Roman" w:cs="Times New Roman"/>
-          <w:kern w:val="0"/>
-          <w:lang w:eastAsia="de-DE"/>
-          <w14:ligatures w14:val="none"/>
-        </w:rPr>
-        <w:pict w14:anchorId="1D773AC0">
-          <v:rect id="_x0000_i1034" style="width:0;height:1.5pt" o:hralign="center" o:hrstd="t" o:hr="t" fillcolor="#a0a0a0" stroked="f"/>
+          <w:noProof/>
+          <w:kern w:val="0"/>
+          <w:lang w:eastAsia="de-DE"/>
+        </w:rPr>
+        <w:pict w14:anchorId="7FE85192">
+          <v:rect id="_x0000_i1102" alt="" style="width:453.6pt;height:.05pt;mso-width-percent:0;mso-height-percent:0;mso-width-percent:0;mso-height-percent:0" o:hralign="center" o:hrstd="t" o:hr="t" fillcolor="#a0a0a0" stroked="f"/>
         </w:pict>
       </w:r>
     </w:p>
@@ -1246,12 +1246,12 @@
       <w:r>
         <w:rPr>
           <w:rFonts w:ascii="Times New Roman" w:eastAsia="Times New Roman" w:hAnsi="Times New Roman" w:cs="Times New Roman"/>
-          <w:kern w:val="0"/>
-          <w:lang w:eastAsia="de-DE"/>
-          <w14:ligatures w14:val="none"/>
-        </w:rPr>
-        <w:pict w14:anchorId="02158CF4">
-          <v:rect id="_x0000_i1035" style="width:0;height:1.5pt" o:hralign="center" o:hrstd="t" o:hr="t" fillcolor="#a0a0a0" stroked="f"/>
+          <w:noProof/>
+          <w:kern w:val="0"/>
+          <w:lang w:eastAsia="de-DE"/>
+        </w:rPr>
+        <w:pict w14:anchorId="5EFE793C">
+          <v:rect id="_x0000_i1101" alt="" style="width:453.6pt;height:.05pt;mso-width-percent:0;mso-height-percent:0;mso-width-percent:0;mso-height-percent:0" o:hralign="center" o:hrstd="t" o:hr="t" fillcolor="#a0a0a0" stroked="f"/>
         </w:pict>
       </w:r>
     </w:p>
@@ -1377,12 +1377,12 @@
       <w:r>
         <w:rPr>
           <w:rFonts w:ascii="Times New Roman" w:eastAsia="Times New Roman" w:hAnsi="Times New Roman" w:cs="Times New Roman"/>
-          <w:kern w:val="0"/>
-          <w:lang w:eastAsia="de-DE"/>
-          <w14:ligatures w14:val="none"/>
-        </w:rPr>
-        <w:pict w14:anchorId="0FCD1EC5">
-          <v:rect id="_x0000_i1036" style="width:0;height:1.5pt" o:hralign="center" o:hrstd="t" o:hr="t" fillcolor="#a0a0a0" stroked="f"/>
+          <w:noProof/>
+          <w:kern w:val="0"/>
+          <w:lang w:eastAsia="de-DE"/>
+        </w:rPr>
+        <w:pict w14:anchorId="01F9BDA6">
+          <v:rect id="_x0000_i1100" alt="" style="width:453.6pt;height:.05pt;mso-width-percent:0;mso-height-percent:0;mso-width-percent:0;mso-height-percent:0" o:hralign="center" o:hrstd="t" o:hr="t" fillcolor="#a0a0a0" stroked="f"/>
         </w:pict>
       </w:r>
     </w:p>
@@ -1479,12 +1479,12 @@
       <w:r>
         <w:rPr>
           <w:rFonts w:ascii="Times New Roman" w:eastAsia="Times New Roman" w:hAnsi="Times New Roman" w:cs="Times New Roman"/>
-          <w:kern w:val="0"/>
-          <w:lang w:eastAsia="de-DE"/>
-          <w14:ligatures w14:val="none"/>
-        </w:rPr>
-        <w:pict w14:anchorId="4B2232E6">
-          <v:rect id="_x0000_i1037" style="width:0;height:1.5pt" o:hralign="center" o:hrstd="t" o:hr="t" fillcolor="#a0a0a0" stroked="f"/>
+          <w:noProof/>
+          <w:kern w:val="0"/>
+          <w:lang w:eastAsia="de-DE"/>
+        </w:rPr>
+        <w:pict w14:anchorId="564515B3">
+          <v:rect id="_x0000_i1099" alt="" style="width:453.6pt;height:.05pt;mso-width-percent:0;mso-height-percent:0;mso-width-percent:0;mso-height-percent:0" o:hralign="center" o:hrstd="t" o:hr="t" fillcolor="#a0a0a0" stroked="f"/>
         </w:pict>
       </w:r>
     </w:p>
@@ -1552,12 +1552,12 @@
       <w:r>
         <w:rPr>
           <w:rFonts w:ascii="Times New Roman" w:eastAsia="Times New Roman" w:hAnsi="Times New Roman" w:cs="Times New Roman"/>
-          <w:kern w:val="0"/>
-          <w:lang w:eastAsia="de-DE"/>
-          <w14:ligatures w14:val="none"/>
-        </w:rPr>
-        <w:pict w14:anchorId="7A078F65">
-          <v:rect id="_x0000_i1038" style="width:0;height:1.5pt" o:hralign="center" o:hrstd="t" o:hr="t" fillcolor="#a0a0a0" stroked="f"/>
+          <w:noProof/>
+          <w:kern w:val="0"/>
+          <w:lang w:eastAsia="de-DE"/>
+        </w:rPr>
+        <w:pict w14:anchorId="46B2C14B">
+          <v:rect id="_x0000_i1098" alt="" style="width:453.6pt;height:.05pt;mso-width-percent:0;mso-height-percent:0;mso-width-percent:0;mso-height-percent:0" o:hralign="center" o:hrstd="t" o:hr="t" fillcolor="#a0a0a0" stroked="f"/>
         </w:pict>
       </w:r>
     </w:p>
@@ -1625,12 +1625,12 @@
       <w:r>
         <w:rPr>
           <w:rFonts w:ascii="Times New Roman" w:eastAsia="Times New Roman" w:hAnsi="Times New Roman" w:cs="Times New Roman"/>
-          <w:kern w:val="0"/>
-          <w:lang w:eastAsia="de-DE"/>
-          <w14:ligatures w14:val="none"/>
-        </w:rPr>
-        <w:pict w14:anchorId="0F1520D6">
-          <v:rect id="_x0000_i1039" style="width:0;height:1.5pt" o:hralign="center" o:hrstd="t" o:hr="t" fillcolor="#a0a0a0" stroked="f"/>
+          <w:noProof/>
+          <w:kern w:val="0"/>
+          <w:lang w:eastAsia="de-DE"/>
+        </w:rPr>
+        <w:pict w14:anchorId="6EABFDAA">
+          <v:rect id="_x0000_i1097" alt="" style="width:453.6pt;height:.05pt;mso-width-percent:0;mso-height-percent:0;mso-width-percent:0;mso-height-percent:0" o:hralign="center" o:hrstd="t" o:hr="t" fillcolor="#a0a0a0" stroked="f"/>
         </w:pict>
       </w:r>
     </w:p>
@@ -1974,12 +1974,12 @@
       <w:r>
         <w:rPr>
           <w:rFonts w:ascii="Times New Roman" w:eastAsia="Times New Roman" w:hAnsi="Times New Roman" w:cs="Times New Roman"/>
-          <w:kern w:val="0"/>
-          <w:lang w:eastAsia="de-DE"/>
-          <w14:ligatures w14:val="none"/>
-        </w:rPr>
-        <w:pict w14:anchorId="3899710F">
-          <v:rect id="_x0000_i1040" style="width:0;height:1.5pt" o:hralign="center" o:hrstd="t" o:hr="t" fillcolor="#a0a0a0" stroked="f"/>
+          <w:noProof/>
+          <w:kern w:val="0"/>
+          <w:lang w:eastAsia="de-DE"/>
+        </w:rPr>
+        <w:pict w14:anchorId="004D5BEB">
+          <v:rect id="_x0000_i1096" alt="" style="width:453.6pt;height:.05pt;mso-width-percent:0;mso-height-percent:0;mso-width-percent:0;mso-height-percent:0" o:hralign="center" o:hrstd="t" o:hr="t" fillcolor="#a0a0a0" stroked="f"/>
         </w:pict>
       </w:r>
     </w:p>
@@ -2136,12 +2136,12 @@
       <w:r>
         <w:rPr>
           <w:rFonts w:ascii="Times New Roman" w:eastAsia="Times New Roman" w:hAnsi="Times New Roman" w:cs="Times New Roman"/>
-          <w:kern w:val="0"/>
-          <w:lang w:eastAsia="de-DE"/>
-          <w14:ligatures w14:val="none"/>
-        </w:rPr>
-        <w:pict w14:anchorId="71931294">
-          <v:rect id="_x0000_i1041" style="width:0;height:1.5pt" o:hralign="center" o:hrstd="t" o:hr="t" fillcolor="#a0a0a0" stroked="f"/>
+          <w:noProof/>
+          <w:kern w:val="0"/>
+          <w:lang w:eastAsia="de-DE"/>
+        </w:rPr>
+        <w:pict w14:anchorId="3191283B">
+          <v:rect id="_x0000_i1095" alt="" style="width:453.6pt;height:.05pt;mso-width-percent:0;mso-height-percent:0;mso-width-percent:0;mso-height-percent:0" o:hralign="center" o:hrstd="t" o:hr="t" fillcolor="#a0a0a0" stroked="f"/>
         </w:pict>
       </w:r>
     </w:p>
@@ -2256,12 +2256,12 @@
       <w:r>
         <w:rPr>
           <w:rFonts w:ascii="Times New Roman" w:eastAsia="Times New Roman" w:hAnsi="Times New Roman" w:cs="Times New Roman"/>
-          <w:kern w:val="0"/>
-          <w:lang w:eastAsia="de-DE"/>
-          <w14:ligatures w14:val="none"/>
-        </w:rPr>
-        <w:pict w14:anchorId="323CB892">
-          <v:rect id="_x0000_i1042" style="width:0;height:1.5pt" o:hralign="center" o:hrstd="t" o:hr="t" fillcolor="#a0a0a0" stroked="f"/>
+          <w:noProof/>
+          <w:kern w:val="0"/>
+          <w:lang w:eastAsia="de-DE"/>
+        </w:rPr>
+        <w:pict w14:anchorId="5DF5A913">
+          <v:rect id="_x0000_i1094" alt="" style="width:453.6pt;height:.05pt;mso-width-percent:0;mso-height-percent:0;mso-width-percent:0;mso-height-percent:0" o:hralign="center" o:hrstd="t" o:hr="t" fillcolor="#a0a0a0" stroked="f"/>
         </w:pict>
       </w:r>
     </w:p>
@@ -2348,12 +2348,12 @@
       <w:r>
         <w:rPr>
           <w:rFonts w:ascii="Times New Roman" w:eastAsia="Times New Roman" w:hAnsi="Times New Roman" w:cs="Times New Roman"/>
-          <w:kern w:val="0"/>
-          <w:lang w:eastAsia="de-DE"/>
-          <w14:ligatures w14:val="none"/>
-        </w:rPr>
-        <w:pict w14:anchorId="5E8175CE">
-          <v:rect id="_x0000_i1043" style="width:0;height:1.5pt" o:hralign="center" o:hrstd="t" o:hr="t" fillcolor="#a0a0a0" stroked="f"/>
+          <w:noProof/>
+          <w:kern w:val="0"/>
+          <w:lang w:eastAsia="de-DE"/>
+        </w:rPr>
+        <w:pict w14:anchorId="5FFC7D90">
+          <v:rect id="_x0000_i1093" alt="" style="width:453.6pt;height:.05pt;mso-width-percent:0;mso-height-percent:0;mso-width-percent:0;mso-height-percent:0" o:hralign="center" o:hrstd="t" o:hr="t" fillcolor="#a0a0a0" stroked="f"/>
         </w:pict>
       </w:r>
     </w:p>
@@ -2459,12 +2459,12 @@
       <w:r>
         <w:rPr>
           <w:rFonts w:ascii="Times New Roman" w:eastAsia="Times New Roman" w:hAnsi="Times New Roman" w:cs="Times New Roman"/>
-          <w:kern w:val="0"/>
-          <w:lang w:eastAsia="de-DE"/>
-          <w14:ligatures w14:val="none"/>
-        </w:rPr>
-        <w:pict w14:anchorId="27914597">
-          <v:rect id="_x0000_i1044" style="width:0;height:1.5pt" o:hralign="center" o:hrstd="t" o:hr="t" fillcolor="#a0a0a0" stroked="f"/>
+          <w:noProof/>
+          <w:kern w:val="0"/>
+          <w:lang w:eastAsia="de-DE"/>
+        </w:rPr>
+        <w:pict w14:anchorId="13033B25">
+          <v:rect id="_x0000_i1092" alt="" style="width:453.6pt;height:.05pt;mso-width-percent:0;mso-height-percent:0;mso-width-percent:0;mso-height-percent:0" o:hralign="center" o:hrstd="t" o:hr="t" fillcolor="#a0a0a0" stroked="f"/>
         </w:pict>
       </w:r>
     </w:p>
@@ -2550,12 +2550,12 @@
       <w:r>
         <w:rPr>
           <w:rFonts w:ascii="Times New Roman" w:eastAsia="Times New Roman" w:hAnsi="Times New Roman" w:cs="Times New Roman"/>
-          <w:kern w:val="0"/>
-          <w:lang w:eastAsia="de-DE"/>
-          <w14:ligatures w14:val="none"/>
-        </w:rPr>
-        <w:pict w14:anchorId="0B277EF6">
-          <v:rect id="_x0000_i1045" style="width:0;height:1.5pt" o:hralign="center" o:hrstd="t" o:hr="t" fillcolor="#a0a0a0" stroked="f"/>
+          <w:noProof/>
+          <w:kern w:val="0"/>
+          <w:lang w:eastAsia="de-DE"/>
+        </w:rPr>
+        <w:pict w14:anchorId="77BCB6DE">
+          <v:rect id="_x0000_i1091" alt="" style="width:453.6pt;height:.05pt;mso-width-percent:0;mso-height-percent:0;mso-width-percent:0;mso-height-percent:0" o:hralign="center" o:hrstd="t" o:hr="t" fillcolor="#a0a0a0" stroked="f"/>
         </w:pict>
       </w:r>
     </w:p>
@@ -2641,12 +2641,12 @@
       <w:r>
         <w:rPr>
           <w:rFonts w:ascii="Times New Roman" w:eastAsia="Times New Roman" w:hAnsi="Times New Roman" w:cs="Times New Roman"/>
-          <w:kern w:val="0"/>
-          <w:lang w:eastAsia="de-DE"/>
-          <w14:ligatures w14:val="none"/>
-        </w:rPr>
-        <w:pict w14:anchorId="053E5353">
-          <v:rect id="_x0000_i1046" style="width:0;height:1.5pt" o:hralign="center" o:hrstd="t" o:hr="t" fillcolor="#a0a0a0" stroked="f"/>
+          <w:noProof/>
+          <w:kern w:val="0"/>
+          <w:lang w:eastAsia="de-DE"/>
+        </w:rPr>
+        <w:pict w14:anchorId="75A33CDC">
+          <v:rect id="_x0000_i1090" alt="" style="width:453.6pt;height:.05pt;mso-width-percent:0;mso-height-percent:0;mso-width-percent:0;mso-height-percent:0" o:hralign="center" o:hrstd="t" o:hr="t" fillcolor="#a0a0a0" stroked="f"/>
         </w:pict>
       </w:r>
     </w:p>
@@ -2712,12 +2712,12 @@
       <w:r>
         <w:rPr>
           <w:rFonts w:ascii="Times New Roman" w:eastAsia="Times New Roman" w:hAnsi="Times New Roman" w:cs="Times New Roman"/>
-          <w:kern w:val="0"/>
-          <w:lang w:eastAsia="de-DE"/>
-          <w14:ligatures w14:val="none"/>
-        </w:rPr>
-        <w:pict w14:anchorId="430F5438">
-          <v:rect id="_x0000_i1047" style="width:0;height:1.5pt" o:hralign="center" o:hrstd="t" o:hr="t" fillcolor="#a0a0a0" stroked="f"/>
+          <w:noProof/>
+          <w:kern w:val="0"/>
+          <w:lang w:eastAsia="de-DE"/>
+        </w:rPr>
+        <w:pict w14:anchorId="72EE5CD9">
+          <v:rect id="_x0000_i1089" alt="" style="width:453.6pt;height:.05pt;mso-width-percent:0;mso-height-percent:0;mso-width-percent:0;mso-height-percent:0" o:hralign="center" o:hrstd="t" o:hr="t" fillcolor="#a0a0a0" stroked="f"/>
         </w:pict>
       </w:r>
     </w:p>
@@ -2928,12 +2928,12 @@
       <w:r>
         <w:rPr>
           <w:rFonts w:ascii="Times New Roman" w:eastAsia="Times New Roman" w:hAnsi="Times New Roman" w:cs="Times New Roman"/>
-          <w:kern w:val="0"/>
-          <w:lang w:eastAsia="de-DE"/>
-          <w14:ligatures w14:val="none"/>
-        </w:rPr>
-        <w:pict w14:anchorId="3E1EC39B">
-          <v:rect id="_x0000_i1048" style="width:0;height:1.5pt" o:hralign="center" o:hrstd="t" o:hr="t" fillcolor="#a0a0a0" stroked="f"/>
+          <w:noProof/>
+          <w:kern w:val="0"/>
+          <w:lang w:eastAsia="de-DE"/>
+        </w:rPr>
+        <w:pict w14:anchorId="13B218B1">
+          <v:rect id="_x0000_i1088" alt="" style="width:453.6pt;height:.05pt;mso-width-percent:0;mso-height-percent:0;mso-width-percent:0;mso-height-percent:0" o:hralign="center" o:hrstd="t" o:hr="t" fillcolor="#a0a0a0" stroked="f"/>
         </w:pict>
       </w:r>
     </w:p>
@@ -3008,12 +3008,12 @@
       <w:r>
         <w:rPr>
           <w:rFonts w:ascii="Times New Roman" w:eastAsia="Times New Roman" w:hAnsi="Times New Roman" w:cs="Times New Roman"/>
-          <w:kern w:val="0"/>
-          <w:lang w:eastAsia="de-DE"/>
-          <w14:ligatures w14:val="none"/>
-        </w:rPr>
-        <w:pict w14:anchorId="3D42F44A">
-          <v:rect id="_x0000_i1049" style="width:0;height:1.5pt" o:hralign="center" o:hrstd="t" o:hr="t" fillcolor="#a0a0a0" stroked="f"/>
+          <w:noProof/>
+          <w:kern w:val="0"/>
+          <w:lang w:eastAsia="de-DE"/>
+        </w:rPr>
+        <w:pict w14:anchorId="77E55179">
+          <v:rect id="_x0000_i1087" alt="" style="width:453.6pt;height:.05pt;mso-width-percent:0;mso-height-percent:0;mso-width-percent:0;mso-height-percent:0" o:hralign="center" o:hrstd="t" o:hr="t" fillcolor="#a0a0a0" stroked="f"/>
         </w:pict>
       </w:r>
     </w:p>
@@ -3081,12 +3081,12 @@
       <w:r>
         <w:rPr>
           <w:rFonts w:ascii="Times New Roman" w:eastAsia="Times New Roman" w:hAnsi="Times New Roman" w:cs="Times New Roman"/>
-          <w:kern w:val="0"/>
-          <w:lang w:eastAsia="de-DE"/>
-          <w14:ligatures w14:val="none"/>
-        </w:rPr>
-        <w:pict w14:anchorId="4CA292B3">
-          <v:rect id="_x0000_i1050" style="width:0;height:1.5pt" o:hralign="center" o:hrstd="t" o:hr="t" fillcolor="#a0a0a0" stroked="f"/>
+          <w:noProof/>
+          <w:kern w:val="0"/>
+          <w:lang w:eastAsia="de-DE"/>
+        </w:rPr>
+        <w:pict w14:anchorId="54D79740">
+          <v:rect id="_x0000_i1086" alt="" style="width:453.6pt;height:.05pt;mso-width-percent:0;mso-height-percent:0;mso-width-percent:0;mso-height-percent:0" o:hralign="center" o:hrstd="t" o:hr="t" fillcolor="#a0a0a0" stroked="f"/>
         </w:pict>
       </w:r>
     </w:p>
@@ -3163,12 +3163,12 @@
       <w:r>
         <w:rPr>
           <w:rFonts w:ascii="Times New Roman" w:eastAsia="Times New Roman" w:hAnsi="Times New Roman" w:cs="Times New Roman"/>
-          <w:kern w:val="0"/>
-          <w:lang w:eastAsia="de-DE"/>
-          <w14:ligatures w14:val="none"/>
-        </w:rPr>
-        <w:pict w14:anchorId="13E2B260">
-          <v:rect id="_x0000_i1051" style="width:0;height:1.5pt" o:hralign="center" o:hrstd="t" o:hr="t" fillcolor="#a0a0a0" stroked="f"/>
+          <w:noProof/>
+          <w:kern w:val="0"/>
+          <w:lang w:eastAsia="de-DE"/>
+        </w:rPr>
+        <w:pict w14:anchorId="5AD45E8E">
+          <v:rect id="_x0000_i1085" alt="" style="width:453.6pt;height:.05pt;mso-width-percent:0;mso-height-percent:0;mso-width-percent:0;mso-height-percent:0" o:hralign="center" o:hrstd="t" o:hr="t" fillcolor="#a0a0a0" stroked="f"/>
         </w:pict>
       </w:r>
     </w:p>
@@ -3234,12 +3234,12 @@
       <w:r>
         <w:rPr>
           <w:rFonts w:ascii="Times New Roman" w:eastAsia="Times New Roman" w:hAnsi="Times New Roman" w:cs="Times New Roman"/>
-          <w:kern w:val="0"/>
-          <w:lang w:eastAsia="de-DE"/>
-          <w14:ligatures w14:val="none"/>
-        </w:rPr>
-        <w:pict w14:anchorId="7AE1BC14">
-          <v:rect id="_x0000_i1052" style="width:0;height:1.5pt" o:hralign="center" o:hrstd="t" o:hr="t" fillcolor="#a0a0a0" stroked="f"/>
+          <w:noProof/>
+          <w:kern w:val="0"/>
+          <w:lang w:eastAsia="de-DE"/>
+        </w:rPr>
+        <w:pict w14:anchorId="7DECCA02">
+          <v:rect id="_x0000_i1084" alt="" style="width:453.6pt;height:.05pt;mso-width-percent:0;mso-height-percent:0;mso-width-percent:0;mso-height-percent:0" o:hralign="center" o:hrstd="t" o:hr="t" fillcolor="#a0a0a0" stroked="f"/>
         </w:pict>
       </w:r>
     </w:p>
@@ -3305,12 +3305,12 @@
       <w:r>
         <w:rPr>
           <w:rFonts w:ascii="Times New Roman" w:eastAsia="Times New Roman" w:hAnsi="Times New Roman" w:cs="Times New Roman"/>
-          <w:kern w:val="0"/>
-          <w:lang w:eastAsia="de-DE"/>
-          <w14:ligatures w14:val="none"/>
-        </w:rPr>
-        <w:pict w14:anchorId="40F935BD">
-          <v:rect id="_x0000_i1053" style="width:0;height:1.5pt" o:hralign="center" o:hrstd="t" o:hr="t" fillcolor="#a0a0a0" stroked="f"/>
+          <w:noProof/>
+          <w:kern w:val="0"/>
+          <w:lang w:eastAsia="de-DE"/>
+        </w:rPr>
+        <w:pict w14:anchorId="672C8649">
+          <v:rect id="_x0000_i1083" alt="" style="width:453.6pt;height:.05pt;mso-width-percent:0;mso-height-percent:0;mso-width-percent:0;mso-height-percent:0" o:hralign="center" o:hrstd="t" o:hr="t" fillcolor="#a0a0a0" stroked="f"/>
         </w:pict>
       </w:r>
     </w:p>
@@ -3586,12 +3586,12 @@
       <w:r>
         <w:rPr>
           <w:rFonts w:ascii="Times New Roman" w:eastAsia="Times New Roman" w:hAnsi="Times New Roman" w:cs="Times New Roman"/>
-          <w:kern w:val="0"/>
-          <w:lang w:eastAsia="de-DE"/>
-          <w14:ligatures w14:val="none"/>
-        </w:rPr>
-        <w:pict w14:anchorId="338F71D9">
-          <v:rect id="_x0000_i1054" style="width:0;height:1.5pt" o:hralign="center" o:hrstd="t" o:hr="t" fillcolor="#a0a0a0" stroked="f"/>
+          <w:noProof/>
+          <w:kern w:val="0"/>
+          <w:lang w:eastAsia="de-DE"/>
+        </w:rPr>
+        <w:pict w14:anchorId="1E14EB3A">
+          <v:rect id="_x0000_i1082" alt="" style="width:453.6pt;height:.05pt;mso-width-percent:0;mso-height-percent:0;mso-width-percent:0;mso-height-percent:0" o:hralign="center" o:hrstd="t" o:hr="t" fillcolor="#a0a0a0" stroked="f"/>
         </w:pict>
       </w:r>
     </w:p>
@@ -3697,12 +3697,12 @@
       <w:r>
         <w:rPr>
           <w:rFonts w:ascii="Times New Roman" w:eastAsia="Times New Roman" w:hAnsi="Times New Roman" w:cs="Times New Roman"/>
-          <w:kern w:val="0"/>
-          <w:lang w:eastAsia="de-DE"/>
-          <w14:ligatures w14:val="none"/>
-        </w:rPr>
-        <w:pict w14:anchorId="210F51AC">
-          <v:rect id="_x0000_i1055" style="width:0;height:1.5pt" o:hralign="center" o:hrstd="t" o:hr="t" fillcolor="#a0a0a0" stroked="f"/>
+          <w:noProof/>
+          <w:kern w:val="0"/>
+          <w:lang w:eastAsia="de-DE"/>
+        </w:rPr>
+        <w:pict w14:anchorId="5CBB6129">
+          <v:rect id="_x0000_i1081" alt="" style="width:453.6pt;height:.05pt;mso-width-percent:0;mso-height-percent:0;mso-width-percent:0;mso-height-percent:0" o:hralign="center" o:hrstd="t" o:hr="t" fillcolor="#a0a0a0" stroked="f"/>
         </w:pict>
       </w:r>
     </w:p>
@@ -3808,12 +3808,12 @@
       <w:r>
         <w:rPr>
           <w:rFonts w:ascii="Times New Roman" w:eastAsia="Times New Roman" w:hAnsi="Times New Roman" w:cs="Times New Roman"/>
-          <w:kern w:val="0"/>
-          <w:lang w:eastAsia="de-DE"/>
-          <w14:ligatures w14:val="none"/>
-        </w:rPr>
-        <w:pict w14:anchorId="63BD0408">
-          <v:rect id="_x0000_i1056" style="width:0;height:1.5pt" o:hralign="center" o:hrstd="t" o:hr="t" fillcolor="#a0a0a0" stroked="f"/>
+          <w:noProof/>
+          <w:kern w:val="0"/>
+          <w:lang w:eastAsia="de-DE"/>
+        </w:rPr>
+        <w:pict w14:anchorId="7929802B">
+          <v:rect id="_x0000_i1080" alt="" style="width:453.6pt;height:.05pt;mso-width-percent:0;mso-height-percent:0;mso-width-percent:0;mso-height-percent:0" o:hralign="center" o:hrstd="t" o:hr="t" fillcolor="#a0a0a0" stroked="f"/>
         </w:pict>
       </w:r>
     </w:p>
@@ -3979,12 +3979,12 @@
       <w:r>
         <w:rPr>
           <w:rFonts w:ascii="Times New Roman" w:eastAsia="Times New Roman" w:hAnsi="Times New Roman" w:cs="Times New Roman"/>
-          <w:kern w:val="0"/>
-          <w:lang w:eastAsia="de-DE"/>
-          <w14:ligatures w14:val="none"/>
-        </w:rPr>
-        <w:pict w14:anchorId="65508ADC">
-          <v:rect id="_x0000_i1057" style="width:0;height:1.5pt" o:hralign="center" o:hrstd="t" o:hr="t" fillcolor="#a0a0a0" stroked="f"/>
+          <w:noProof/>
+          <w:kern w:val="0"/>
+          <w:lang w:eastAsia="de-DE"/>
+        </w:rPr>
+        <w:pict w14:anchorId="798C94F7">
+          <v:rect id="_x0000_i1079" alt="" style="width:453.6pt;height:.05pt;mso-width-percent:0;mso-height-percent:0;mso-width-percent:0;mso-height-percent:0" o:hralign="center" o:hrstd="t" o:hr="t" fillcolor="#a0a0a0" stroked="f"/>
         </w:pict>
       </w:r>
     </w:p>
@@ -4119,12 +4119,12 @@
       <w:r>
         <w:rPr>
           <w:rFonts w:ascii="Times New Roman" w:eastAsia="Times New Roman" w:hAnsi="Times New Roman" w:cs="Times New Roman"/>
-          <w:kern w:val="0"/>
-          <w:lang w:eastAsia="de-DE"/>
-          <w14:ligatures w14:val="none"/>
-        </w:rPr>
-        <w:pict w14:anchorId="5DEBFF99">
-          <v:rect id="_x0000_i1058" style="width:0;height:1.5pt" o:hralign="center" o:hrstd="t" o:hr="t" fillcolor="#a0a0a0" stroked="f"/>
+          <w:noProof/>
+          <w:kern w:val="0"/>
+          <w:lang w:eastAsia="de-DE"/>
+        </w:rPr>
+        <w:pict w14:anchorId="27F79A6A">
+          <v:rect id="_x0000_i1078" alt="" style="width:453.6pt;height:.05pt;mso-width-percent:0;mso-height-percent:0;mso-width-percent:0;mso-height-percent:0" o:hralign="center" o:hrstd="t" o:hr="t" fillcolor="#a0a0a0" stroked="f"/>
         </w:pict>
       </w:r>
     </w:p>
@@ -4250,12 +4250,12 @@
       <w:r>
         <w:rPr>
           <w:rFonts w:ascii="Times New Roman" w:eastAsia="Times New Roman" w:hAnsi="Times New Roman" w:cs="Times New Roman"/>
-          <w:kern w:val="0"/>
-          <w:lang w:eastAsia="de-DE"/>
-          <w14:ligatures w14:val="none"/>
-        </w:rPr>
-        <w:pict w14:anchorId="41B97D14">
-          <v:rect id="_x0000_i1059" style="width:0;height:1.5pt" o:hralign="center" o:hrstd="t" o:hr="t" fillcolor="#a0a0a0" stroked="f"/>
+          <w:noProof/>
+          <w:kern w:val="0"/>
+          <w:lang w:eastAsia="de-DE"/>
+        </w:rPr>
+        <w:pict w14:anchorId="3AD80906">
+          <v:rect id="_x0000_i1077" alt="" style="width:453.6pt;height:.05pt;mso-width-percent:0;mso-height-percent:0;mso-width-percent:0;mso-height-percent:0" o:hralign="center" o:hrstd="t" o:hr="t" fillcolor="#a0a0a0" stroked="f"/>
         </w:pict>
       </w:r>
     </w:p>
@@ -4352,12 +4352,12 @@
       <w:r>
         <w:rPr>
           <w:rFonts w:ascii="Times New Roman" w:eastAsia="Times New Roman" w:hAnsi="Times New Roman" w:cs="Times New Roman"/>
-          <w:kern w:val="0"/>
-          <w:lang w:eastAsia="de-DE"/>
-          <w14:ligatures w14:val="none"/>
-        </w:rPr>
-        <w:pict w14:anchorId="040042B5">
-          <v:rect id="_x0000_i1060" style="width:0;height:1.5pt" o:hralign="center" o:hrstd="t" o:hr="t" fillcolor="#a0a0a0" stroked="f"/>
+          <w:noProof/>
+          <w:kern w:val="0"/>
+          <w:lang w:eastAsia="de-DE"/>
+        </w:rPr>
+        <w:pict w14:anchorId="3BFA65BE">
+          <v:rect id="_x0000_i1076" alt="" style="width:453.6pt;height:.05pt;mso-width-percent:0;mso-height-percent:0;mso-width-percent:0;mso-height-percent:0" o:hralign="center" o:hrstd="t" o:hr="t" fillcolor="#a0a0a0" stroked="f"/>
         </w:pict>
       </w:r>
     </w:p>
@@ -4425,12 +4425,12 @@
       <w:r>
         <w:rPr>
           <w:rFonts w:ascii="Times New Roman" w:eastAsia="Times New Roman" w:hAnsi="Times New Roman" w:cs="Times New Roman"/>
-          <w:kern w:val="0"/>
-          <w:lang w:eastAsia="de-DE"/>
-          <w14:ligatures w14:val="none"/>
-        </w:rPr>
-        <w:pict w14:anchorId="190BD673">
-          <v:rect id="_x0000_i1061" style="width:0;height:1.5pt" o:hralign="center" o:hrstd="t" o:hr="t" fillcolor="#a0a0a0" stroked="f"/>
+          <w:noProof/>
+          <w:kern w:val="0"/>
+          <w:lang w:eastAsia="de-DE"/>
+        </w:rPr>
+        <w:pict w14:anchorId="370C24C4">
+          <v:rect id="_x0000_i1075" alt="" style="width:453.6pt;height:.05pt;mso-width-percent:0;mso-height-percent:0;mso-width-percent:0;mso-height-percent:0" o:hralign="center" o:hrstd="t" o:hr="t" fillcolor="#a0a0a0" stroked="f"/>
         </w:pict>
       </w:r>
     </w:p>
@@ -4498,12 +4498,12 @@
       <w:r>
         <w:rPr>
           <w:rFonts w:ascii="Times New Roman" w:eastAsia="Times New Roman" w:hAnsi="Times New Roman" w:cs="Times New Roman"/>
-          <w:kern w:val="0"/>
-          <w:lang w:eastAsia="de-DE"/>
-          <w14:ligatures w14:val="none"/>
-        </w:rPr>
-        <w:pict w14:anchorId="762EB232">
-          <v:rect id="_x0000_i1062" style="width:0;height:1.5pt" o:hralign="center" o:hrstd="t" o:hr="t" fillcolor="#a0a0a0" stroked="f"/>
+          <w:noProof/>
+          <w:kern w:val="0"/>
+          <w:lang w:eastAsia="de-DE"/>
+        </w:rPr>
+        <w:pict w14:anchorId="41350E75">
+          <v:rect id="_x0000_i1074" alt="" style="width:453.6pt;height:.05pt;mso-width-percent:0;mso-height-percent:0;mso-width-percent:0;mso-height-percent:0" o:hralign="center" o:hrstd="t" o:hr="t" fillcolor="#a0a0a0" stroked="f"/>
         </w:pict>
       </w:r>
     </w:p>
@@ -4760,12 +4760,12 @@
       <w:r>
         <w:rPr>
           <w:rFonts w:ascii="Times New Roman" w:eastAsia="Times New Roman" w:hAnsi="Times New Roman" w:cs="Times New Roman"/>
-          <w:kern w:val="0"/>
-          <w:lang w:eastAsia="de-DE"/>
-          <w14:ligatures w14:val="none"/>
-        </w:rPr>
-        <w:pict w14:anchorId="78771FBF">
-          <v:rect id="_x0000_i1063" style="width:0;height:1.5pt" o:hralign="center" o:hrstd="t" o:hr="t" fillcolor="#a0a0a0" stroked="f"/>
+          <w:noProof/>
+          <w:kern w:val="0"/>
+          <w:lang w:eastAsia="de-DE"/>
+        </w:rPr>
+        <w:pict w14:anchorId="1B92DF81">
+          <v:rect id="_x0000_i1073" alt="" style="width:453.6pt;height:.05pt;mso-width-percent:0;mso-height-percent:0;mso-width-percent:0;mso-height-percent:0" o:hralign="center" o:hrstd="t" o:hr="t" fillcolor="#a0a0a0" stroked="f"/>
         </w:pict>
       </w:r>
     </w:p>
@@ -4933,12 +4933,12 @@
       <w:r>
         <w:rPr>
           <w:rFonts w:ascii="Times New Roman" w:eastAsia="Times New Roman" w:hAnsi="Times New Roman" w:cs="Times New Roman"/>
-          <w:kern w:val="0"/>
-          <w:lang w:eastAsia="de-DE"/>
-          <w14:ligatures w14:val="none"/>
-        </w:rPr>
-        <w:pict w14:anchorId="0D09DEB2">
-          <v:rect id="_x0000_i1064" style="width:0;height:1.5pt" o:hralign="center" o:hrstd="t" o:hr="t" fillcolor="#a0a0a0" stroked="f"/>
+          <w:noProof/>
+          <w:kern w:val="0"/>
+          <w:lang w:eastAsia="de-DE"/>
+        </w:rPr>
+        <w:pict w14:anchorId="13C50FC7">
+          <v:rect id="_x0000_i1072" alt="" style="width:453.6pt;height:.05pt;mso-width-percent:0;mso-height-percent:0;mso-width-percent:0;mso-height-percent:0" o:hralign="center" o:hrstd="t" o:hr="t" fillcolor="#a0a0a0" stroked="f"/>
         </w:pict>
       </w:r>
     </w:p>
@@ -5053,12 +5053,12 @@
       <w:r>
         <w:rPr>
           <w:rFonts w:ascii="Times New Roman" w:eastAsia="Times New Roman" w:hAnsi="Times New Roman" w:cs="Times New Roman"/>
-          <w:kern w:val="0"/>
-          <w:lang w:eastAsia="de-DE"/>
-          <w14:ligatures w14:val="none"/>
-        </w:rPr>
-        <w:pict w14:anchorId="4EB11354">
-          <v:rect id="_x0000_i1065" style="width:0;height:1.5pt" o:hralign="center" o:hrstd="t" o:hr="t" fillcolor="#a0a0a0" stroked="f"/>
+          <w:noProof/>
+          <w:kern w:val="0"/>
+          <w:lang w:eastAsia="de-DE"/>
+        </w:rPr>
+        <w:pict w14:anchorId="13F9FCCB">
+          <v:rect id="_x0000_i1071" alt="" style="width:453.6pt;height:.05pt;mso-width-percent:0;mso-height-percent:0;mso-width-percent:0;mso-height-percent:0" o:hralign="center" o:hrstd="t" o:hr="t" fillcolor="#a0a0a0" stroked="f"/>
         </w:pict>
       </w:r>
     </w:p>
@@ -5164,13 +5164,13 @@
       <w:r>
         <w:rPr>
           <w:rFonts w:ascii="Times New Roman" w:eastAsia="Times New Roman" w:hAnsi="Times New Roman" w:cs="Times New Roman"/>
-          <w:kern w:val="0"/>
-          <w:lang w:eastAsia="de-DE"/>
-          <w14:ligatures w14:val="none"/>
+          <w:noProof/>
+          <w:kern w:val="0"/>
+          <w:lang w:eastAsia="de-DE"/>
         </w:rPr>
         <w:lastRenderedPageBreak/>
-        <w:pict w14:anchorId="7A3F4DFC">
-          <v:rect id="_x0000_i1066" style="width:0;height:1.5pt" o:hralign="center" o:hrstd="t" o:hr="t" fillcolor="#a0a0a0" stroked="f"/>
+        <w:pict w14:anchorId="74DB92E3">
+          <v:rect id="_x0000_i1070" alt="" style="width:453.6pt;height:.05pt;mso-width-percent:0;mso-height-percent:0;mso-width-percent:0;mso-height-percent:0" o:hralign="center" o:hrstd="t" o:hr="t" fillcolor="#a0a0a0" stroked="f"/>
         </w:pict>
       </w:r>
     </w:p>
@@ -5276,12 +5276,12 @@
       <w:r>
         <w:rPr>
           <w:rFonts w:ascii="Times New Roman" w:eastAsia="Times New Roman" w:hAnsi="Times New Roman" w:cs="Times New Roman"/>
-          <w:kern w:val="0"/>
-          <w:lang w:eastAsia="de-DE"/>
-          <w14:ligatures w14:val="none"/>
-        </w:rPr>
-        <w:pict w14:anchorId="699FBFE5">
-          <v:rect id="_x0000_i1067" style="width:0;height:1.5pt" o:hralign="center" o:hrstd="t" o:hr="t" fillcolor="#a0a0a0" stroked="f"/>
+          <w:noProof/>
+          <w:kern w:val="0"/>
+          <w:lang w:eastAsia="de-DE"/>
+        </w:rPr>
+        <w:pict w14:anchorId="7DA3D5DA">
+          <v:rect id="_x0000_i1069" alt="" style="width:453.6pt;height:.05pt;mso-width-percent:0;mso-height-percent:0;mso-width-percent:0;mso-height-percent:0" o:hralign="center" o:hrstd="t" o:hr="t" fillcolor="#a0a0a0" stroked="f"/>
         </w:pict>
       </w:r>
     </w:p>
@@ -5367,12 +5367,12 @@
       <w:r>
         <w:rPr>
           <w:rFonts w:ascii="Times New Roman" w:eastAsia="Times New Roman" w:hAnsi="Times New Roman" w:cs="Times New Roman"/>
-          <w:kern w:val="0"/>
-          <w:lang w:eastAsia="de-DE"/>
-          <w14:ligatures w14:val="none"/>
-        </w:rPr>
-        <w:pict w14:anchorId="30919E11">
-          <v:rect id="_x0000_i1068" style="width:0;height:1.5pt" o:hralign="center" o:hrstd="t" o:hr="t" fillcolor="#a0a0a0" stroked="f"/>
+          <w:noProof/>
+          <w:kern w:val="0"/>
+          <w:lang w:eastAsia="de-DE"/>
+        </w:rPr>
+        <w:pict w14:anchorId="1C50C189">
+          <v:rect id="_x0000_i1068" alt="" style="width:453.6pt;height:.05pt;mso-width-percent:0;mso-height-percent:0;mso-width-percent:0;mso-height-percent:0" o:hralign="center" o:hrstd="t" o:hr="t" fillcolor="#a0a0a0" stroked="f"/>
         </w:pict>
       </w:r>
     </w:p>
@@ -5478,12 +5478,12 @@
       <w:r>
         <w:rPr>
           <w:rFonts w:ascii="Times New Roman" w:eastAsia="Times New Roman" w:hAnsi="Times New Roman" w:cs="Times New Roman"/>
-          <w:kern w:val="0"/>
-          <w:lang w:eastAsia="de-DE"/>
-          <w14:ligatures w14:val="none"/>
-        </w:rPr>
-        <w:pict w14:anchorId="5D69BEE7">
-          <v:rect id="_x0000_i1069" style="width:0;height:1.5pt" o:hralign="center" o:hrstd="t" o:hr="t" fillcolor="#a0a0a0" stroked="f"/>
+          <w:noProof/>
+          <w:kern w:val="0"/>
+          <w:lang w:eastAsia="de-DE"/>
+        </w:rPr>
+        <w:pict w14:anchorId="1D5E839C">
+          <v:rect id="_x0000_i1067" alt="" style="width:453.6pt;height:.05pt;mso-width-percent:0;mso-height-percent:0;mso-width-percent:0;mso-height-percent:0" o:hralign="center" o:hrstd="t" o:hr="t" fillcolor="#a0a0a0" stroked="f"/>
         </w:pict>
       </w:r>
     </w:p>
@@ -5549,12 +5549,12 @@
       <w:r>
         <w:rPr>
           <w:rFonts w:ascii="Times New Roman" w:eastAsia="Times New Roman" w:hAnsi="Times New Roman" w:cs="Times New Roman"/>
-          <w:kern w:val="0"/>
-          <w:lang w:eastAsia="de-DE"/>
-          <w14:ligatures w14:val="none"/>
-        </w:rPr>
-        <w:pict w14:anchorId="3CCD7DC2">
-          <v:rect id="_x0000_i1070" style="width:0;height:1.5pt" o:hralign="center" o:hrstd="t" o:hr="t" fillcolor="#a0a0a0" stroked="f"/>
+          <w:noProof/>
+          <w:kern w:val="0"/>
+          <w:lang w:eastAsia="de-DE"/>
+        </w:rPr>
+        <w:pict w14:anchorId="3CA8134A">
+          <v:rect id="_x0000_i1066" alt="" style="width:453.6pt;height:.05pt;mso-width-percent:0;mso-height-percent:0;mso-width-percent:0;mso-height-percent:0" o:hralign="center" o:hrstd="t" o:hr="t" fillcolor="#a0a0a0" stroked="f"/>
         </w:pict>
       </w:r>
     </w:p>
@@ -5823,12 +5823,12 @@
       <w:r>
         <w:rPr>
           <w:rFonts w:ascii="Times New Roman" w:eastAsia="Times New Roman" w:hAnsi="Times New Roman" w:cs="Times New Roman"/>
-          <w:kern w:val="0"/>
-          <w:lang w:eastAsia="de-DE"/>
-          <w14:ligatures w14:val="none"/>
-        </w:rPr>
-        <w:pict w14:anchorId="325E4D26">
-          <v:rect id="_x0000_i1071" style="width:0;height:1.5pt" o:hralign="center" o:hrstd="t" o:hr="t" fillcolor="#a0a0a0" stroked="f"/>
+          <w:noProof/>
+          <w:kern w:val="0"/>
+          <w:lang w:eastAsia="de-DE"/>
+        </w:rPr>
+        <w:pict w14:anchorId="4DCEACF7">
+          <v:rect id="_x0000_i1065" alt="" style="width:453.6pt;height:.05pt;mso-width-percent:0;mso-height-percent:0;mso-width-percent:0;mso-height-percent:0" o:hralign="center" o:hrstd="t" o:hr="t" fillcolor="#a0a0a0" stroked="f"/>
         </w:pict>
       </w:r>
     </w:p>
@@ -5896,12 +5896,12 @@
       <w:r>
         <w:rPr>
           <w:rFonts w:ascii="Times New Roman" w:eastAsia="Times New Roman" w:hAnsi="Times New Roman" w:cs="Times New Roman"/>
-          <w:kern w:val="0"/>
-          <w:lang w:eastAsia="de-DE"/>
-          <w14:ligatures w14:val="none"/>
-        </w:rPr>
-        <w:pict w14:anchorId="66C28431">
-          <v:rect id="_x0000_i1072" style="width:0;height:1.5pt" o:hralign="center" o:hrstd="t" o:hr="t" fillcolor="#a0a0a0" stroked="f"/>
+          <w:noProof/>
+          <w:kern w:val="0"/>
+          <w:lang w:eastAsia="de-DE"/>
+        </w:rPr>
+        <w:pict w14:anchorId="0CF64417">
+          <v:rect id="_x0000_i1064" alt="" style="width:453.6pt;height:.05pt;mso-width-percent:0;mso-height-percent:0;mso-width-percent:0;mso-height-percent:0" o:hralign="center" o:hrstd="t" o:hr="t" fillcolor="#a0a0a0" stroked="f"/>
         </w:pict>
       </w:r>
     </w:p>
@@ -5978,12 +5978,12 @@
       <w:r>
         <w:rPr>
           <w:rFonts w:ascii="Times New Roman" w:eastAsia="Times New Roman" w:hAnsi="Times New Roman" w:cs="Times New Roman"/>
-          <w:kern w:val="0"/>
-          <w:lang w:eastAsia="de-DE"/>
-          <w14:ligatures w14:val="none"/>
-        </w:rPr>
-        <w:pict w14:anchorId="4F564063">
-          <v:rect id="_x0000_i1073" style="width:0;height:1.5pt" o:hralign="center" o:hrstd="t" o:hr="t" fillcolor="#a0a0a0" stroked="f"/>
+          <w:noProof/>
+          <w:kern w:val="0"/>
+          <w:lang w:eastAsia="de-DE"/>
+        </w:rPr>
+        <w:pict w14:anchorId="0D6C9D17">
+          <v:rect id="_x0000_i1063" alt="" style="width:453.6pt;height:.05pt;mso-width-percent:0;mso-height-percent:0;mso-width-percent:0;mso-height-percent:0" o:hralign="center" o:hrstd="t" o:hr="t" fillcolor="#a0a0a0" stroked="f"/>
         </w:pict>
       </w:r>
     </w:p>
@@ -6049,12 +6049,12 @@
       <w:r>
         <w:rPr>
           <w:rFonts w:ascii="Times New Roman" w:eastAsia="Times New Roman" w:hAnsi="Times New Roman" w:cs="Times New Roman"/>
-          <w:kern w:val="0"/>
-          <w:lang w:eastAsia="de-DE"/>
-          <w14:ligatures w14:val="none"/>
-        </w:rPr>
-        <w:pict w14:anchorId="3AF10815">
-          <v:rect id="_x0000_i1074" style="width:0;height:1.5pt" o:hralign="center" o:hrstd="t" o:hr="t" fillcolor="#a0a0a0" stroked="f"/>
+          <w:noProof/>
+          <w:kern w:val="0"/>
+          <w:lang w:eastAsia="de-DE"/>
+        </w:rPr>
+        <w:pict w14:anchorId="139C4A6C">
+          <v:rect id="_x0000_i1062" alt="" style="width:453.6pt;height:.05pt;mso-width-percent:0;mso-height-percent:0;mso-width-percent:0;mso-height-percent:0" o:hralign="center" o:hrstd="t" o:hr="t" fillcolor="#a0a0a0" stroked="f"/>
         </w:pict>
       </w:r>
     </w:p>
@@ -6120,12 +6120,12 @@
       <w:r>
         <w:rPr>
           <w:rFonts w:ascii="Times New Roman" w:eastAsia="Times New Roman" w:hAnsi="Times New Roman" w:cs="Times New Roman"/>
-          <w:kern w:val="0"/>
-          <w:lang w:eastAsia="de-DE"/>
-          <w14:ligatures w14:val="none"/>
-        </w:rPr>
-        <w:pict w14:anchorId="4BCFD99B">
-          <v:rect id="_x0000_i1075" style="width:0;height:1.5pt" o:hralign="center" o:hrstd="t" o:hr="t" fillcolor="#a0a0a0" stroked="f"/>
+          <w:noProof/>
+          <w:kern w:val="0"/>
+          <w:lang w:eastAsia="de-DE"/>
+        </w:rPr>
+        <w:pict w14:anchorId="6351D815">
+          <v:rect id="_x0000_i1061" alt="" style="width:453.6pt;height:.05pt;mso-width-percent:0;mso-height-percent:0;mso-width-percent:0;mso-height-percent:0" o:hralign="center" o:hrstd="t" o:hr="t" fillcolor="#a0a0a0" stroked="f"/>
         </w:pict>
       </w:r>
     </w:p>
@@ -6401,12 +6401,12 @@
       <w:r>
         <w:rPr>
           <w:rFonts w:ascii="Times New Roman" w:eastAsia="Times New Roman" w:hAnsi="Times New Roman" w:cs="Times New Roman"/>
-          <w:kern w:val="0"/>
-          <w:lang w:eastAsia="de-DE"/>
-          <w14:ligatures w14:val="none"/>
-        </w:rPr>
-        <w:pict w14:anchorId="7FDBF030">
-          <v:rect id="_x0000_i1076" style="width:0;height:1.5pt" o:hralign="center" o:hrstd="t" o:hr="t" fillcolor="#a0a0a0" stroked="f"/>
+          <w:noProof/>
+          <w:kern w:val="0"/>
+          <w:lang w:eastAsia="de-DE"/>
+        </w:rPr>
+        <w:pict w14:anchorId="57CB3B22">
+          <v:rect id="_x0000_i1060" alt="" style="width:453.6pt;height:.05pt;mso-width-percent:0;mso-height-percent:0;mso-width-percent:0;mso-height-percent:0" o:hralign="center" o:hrstd="t" o:hr="t" fillcolor="#a0a0a0" stroked="f"/>
         </w:pict>
       </w:r>
     </w:p>
@@ -6532,12 +6532,12 @@
       <w:r>
         <w:rPr>
           <w:rFonts w:ascii="Times New Roman" w:eastAsia="Times New Roman" w:hAnsi="Times New Roman" w:cs="Times New Roman"/>
-          <w:kern w:val="0"/>
-          <w:lang w:eastAsia="de-DE"/>
-          <w14:ligatures w14:val="none"/>
-        </w:rPr>
-        <w:pict w14:anchorId="339A5C52">
-          <v:rect id="_x0000_i1077" style="width:0;height:1.5pt" o:hralign="center" o:hrstd="t" o:hr="t" fillcolor="#a0a0a0" stroked="f"/>
+          <w:noProof/>
+          <w:kern w:val="0"/>
+          <w:lang w:eastAsia="de-DE"/>
+        </w:rPr>
+        <w:pict w14:anchorId="37874EF3">
+          <v:rect id="_x0000_i1059" alt="" style="width:453.6pt;height:.05pt;mso-width-percent:0;mso-height-percent:0;mso-width-percent:0;mso-height-percent:0" o:hralign="center" o:hrstd="t" o:hr="t" fillcolor="#a0a0a0" stroked="f"/>
         </w:pict>
       </w:r>
     </w:p>
@@ -6643,12 +6643,12 @@
       <w:r>
         <w:rPr>
           <w:rFonts w:ascii="Times New Roman" w:eastAsia="Times New Roman" w:hAnsi="Times New Roman" w:cs="Times New Roman"/>
-          <w:kern w:val="0"/>
-          <w:lang w:eastAsia="de-DE"/>
-          <w14:ligatures w14:val="none"/>
-        </w:rPr>
-        <w:pict w14:anchorId="43D48B6F">
-          <v:rect id="_x0000_i1078" style="width:0;height:1.5pt" o:hralign="center" o:hrstd="t" o:hr="t" fillcolor="#a0a0a0" stroked="f"/>
+          <w:noProof/>
+          <w:kern w:val="0"/>
+          <w:lang w:eastAsia="de-DE"/>
+        </w:rPr>
+        <w:pict w14:anchorId="6B01A6EC">
+          <v:rect id="_x0000_i1058" alt="" style="width:453.6pt;height:.05pt;mso-width-percent:0;mso-height-percent:0;mso-width-percent:0;mso-height-percent:0" o:hralign="center" o:hrstd="t" o:hr="t" fillcolor="#a0a0a0" stroked="f"/>
         </w:pict>
       </w:r>
     </w:p>
@@ -6814,12 +6814,12 @@
       <w:r>
         <w:rPr>
           <w:rFonts w:ascii="Times New Roman" w:eastAsia="Times New Roman" w:hAnsi="Times New Roman" w:cs="Times New Roman"/>
-          <w:kern w:val="0"/>
-          <w:lang w:eastAsia="de-DE"/>
-          <w14:ligatures w14:val="none"/>
-        </w:rPr>
-        <w:pict w14:anchorId="4BF5EC67">
-          <v:rect id="_x0000_i1079" style="width:0;height:1.5pt" o:hralign="center" o:hrstd="t" o:hr="t" fillcolor="#a0a0a0" stroked="f"/>
+          <w:noProof/>
+          <w:kern w:val="0"/>
+          <w:lang w:eastAsia="de-DE"/>
+        </w:rPr>
+        <w:pict w14:anchorId="039000D1">
+          <v:rect id="_x0000_i1057" alt="" style="width:453.6pt;height:.05pt;mso-width-percent:0;mso-height-percent:0;mso-width-percent:0;mso-height-percent:0" o:hralign="center" o:hrstd="t" o:hr="t" fillcolor="#a0a0a0" stroked="f"/>
         </w:pict>
       </w:r>
     </w:p>
@@ -6954,12 +6954,12 @@
       <w:r>
         <w:rPr>
           <w:rFonts w:ascii="Times New Roman" w:eastAsia="Times New Roman" w:hAnsi="Times New Roman" w:cs="Times New Roman"/>
-          <w:kern w:val="0"/>
-          <w:lang w:eastAsia="de-DE"/>
-          <w14:ligatures w14:val="none"/>
-        </w:rPr>
-        <w:pict w14:anchorId="347B0568">
-          <v:rect id="_x0000_i1080" style="width:0;height:1.5pt" o:hralign="center" o:hrstd="t" o:hr="t" fillcolor="#a0a0a0" stroked="f"/>
+          <w:noProof/>
+          <w:kern w:val="0"/>
+          <w:lang w:eastAsia="de-DE"/>
+        </w:rPr>
+        <w:pict w14:anchorId="578A1B8A">
+          <v:rect id="_x0000_i1056" alt="" style="width:453.6pt;height:.05pt;mso-width-percent:0;mso-height-percent:0;mso-width-percent:0;mso-height-percent:0" o:hralign="center" o:hrstd="t" o:hr="t" fillcolor="#a0a0a0" stroked="f"/>
         </w:pict>
       </w:r>
     </w:p>
@@ -7105,12 +7105,12 @@
       <w:r>
         <w:rPr>
           <w:rFonts w:ascii="Times New Roman" w:eastAsia="Times New Roman" w:hAnsi="Times New Roman" w:cs="Times New Roman"/>
-          <w:kern w:val="0"/>
-          <w:lang w:eastAsia="de-DE"/>
-          <w14:ligatures w14:val="none"/>
-        </w:rPr>
-        <w:pict w14:anchorId="6E8B4663">
-          <v:rect id="_x0000_i1081" style="width:0;height:1.5pt" o:hralign="center" o:hrstd="t" o:hr="t" fillcolor="#a0a0a0" stroked="f"/>
+          <w:noProof/>
+          <w:kern w:val="0"/>
+          <w:lang w:eastAsia="de-DE"/>
+        </w:rPr>
+        <w:pict w14:anchorId="33AF1538">
+          <v:rect id="_x0000_i1055" alt="" style="width:453.6pt;height:.05pt;mso-width-percent:0;mso-height-percent:0;mso-width-percent:0;mso-height-percent:0" o:hralign="center" o:hrstd="t" o:hr="t" fillcolor="#a0a0a0" stroked="f"/>
         </w:pict>
       </w:r>
     </w:p>
@@ -7207,12 +7207,12 @@
       <w:r>
         <w:rPr>
           <w:rFonts w:ascii="Times New Roman" w:eastAsia="Times New Roman" w:hAnsi="Times New Roman" w:cs="Times New Roman"/>
-          <w:kern w:val="0"/>
-          <w:lang w:eastAsia="de-DE"/>
-          <w14:ligatures w14:val="none"/>
-        </w:rPr>
-        <w:pict w14:anchorId="70183B79">
-          <v:rect id="_x0000_i1082" style="width:0;height:1.5pt" o:hralign="center" o:hrstd="t" o:hr="t" fillcolor="#a0a0a0" stroked="f"/>
+          <w:noProof/>
+          <w:kern w:val="0"/>
+          <w:lang w:eastAsia="de-DE"/>
+        </w:rPr>
+        <w:pict w14:anchorId="2CCA749E">
+          <v:rect id="_x0000_i1054" alt="" style="width:453.6pt;height:.05pt;mso-width-percent:0;mso-height-percent:0;mso-width-percent:0;mso-height-percent:0" o:hralign="center" o:hrstd="t" o:hr="t" fillcolor="#a0a0a0" stroked="f"/>
         </w:pict>
       </w:r>
     </w:p>
@@ -7280,12 +7280,12 @@
       <w:r>
         <w:rPr>
           <w:rFonts w:ascii="Times New Roman" w:eastAsia="Times New Roman" w:hAnsi="Times New Roman" w:cs="Times New Roman"/>
-          <w:kern w:val="0"/>
-          <w:lang w:eastAsia="de-DE"/>
-          <w14:ligatures w14:val="none"/>
-        </w:rPr>
-        <w:pict w14:anchorId="6CAE865E">
-          <v:rect id="_x0000_i1083" style="width:0;height:1.5pt" o:hralign="center" o:hrstd="t" o:hr="t" fillcolor="#a0a0a0" stroked="f"/>
+          <w:noProof/>
+          <w:kern w:val="0"/>
+          <w:lang w:eastAsia="de-DE"/>
+        </w:rPr>
+        <w:pict w14:anchorId="3139094D">
+          <v:rect id="_x0000_i1053" alt="" style="width:453.6pt;height:.05pt;mso-width-percent:0;mso-height-percent:0;mso-width-percent:0;mso-height-percent:0" o:hralign="center" o:hrstd="t" o:hr="t" fillcolor="#a0a0a0" stroked="f"/>
         </w:pict>
       </w:r>
     </w:p>
@@ -7353,13 +7353,13 @@
       <w:r>
         <w:rPr>
           <w:rFonts w:ascii="Times New Roman" w:eastAsia="Times New Roman" w:hAnsi="Times New Roman" w:cs="Times New Roman"/>
-          <w:kern w:val="0"/>
-          <w:lang w:eastAsia="de-DE"/>
-          <w14:ligatures w14:val="none"/>
+          <w:noProof/>
+          <w:kern w:val="0"/>
+          <w:lang w:eastAsia="de-DE"/>
         </w:rPr>
         <w:lastRenderedPageBreak/>
-        <w:pict w14:anchorId="7E65B643">
-          <v:rect id="_x0000_i1084" style="width:0;height:1.5pt" o:hralign="center" o:hrstd="t" o:hr="t" fillcolor="#a0a0a0" stroked="f"/>
+        <w:pict w14:anchorId="6E61D71C">
+          <v:rect id="_x0000_i1052" alt="" style="width:453.6pt;height:.05pt;mso-width-percent:0;mso-height-percent:0;mso-width-percent:0;mso-height-percent:0" o:hralign="center" o:hrstd="t" o:hr="t" fillcolor="#a0a0a0" stroked="f"/>
         </w:pict>
       </w:r>
     </w:p>
@@ -7690,8 +7690,8 @@
           <w:kern w:val="0"/>
           <w:lang w:eastAsia="de-DE"/>
         </w:rPr>
-        <w:pict w14:anchorId="22F6E15D">
-          <v:rect id="_x0000_i1111" alt="" style="width:453.6pt;height:.05pt;mso-width-percent:0;mso-height-percent:0;mso-width-percent:0;mso-height-percent:0" o:hralign="center" o:hrstd="t" o:hr="t" fillcolor="#a0a0a0" stroked="f"/>
+        <w:pict w14:anchorId="40FEC58F">
+          <v:rect id="_x0000_i1051" alt="" style="width:453.6pt;height:.05pt;mso-width-percent:0;mso-height-percent:0;mso-width-percent:0;mso-height-percent:0" o:hralign="center" o:hrstd="t" o:hr="t" fillcolor="#a0a0a0" stroked="f"/>
         </w:pict>
       </w:r>
     </w:p>
@@ -7863,8 +7863,8 @@
           <w:kern w:val="0"/>
           <w:lang w:eastAsia="de-DE"/>
         </w:rPr>
-        <w:pict w14:anchorId="3F365D92">
-          <v:rect id="_x0000_i1110" alt="" style="width:453.6pt;height:.05pt;mso-width-percent:0;mso-height-percent:0;mso-width-percent:0;mso-height-percent:0" o:hralign="center" o:hrstd="t" o:hr="t" fillcolor="#a0a0a0" stroked="f"/>
+        <w:pict w14:anchorId="476DA2F5">
+          <v:rect id="_x0000_i1050" alt="" style="width:453.6pt;height:.05pt;mso-width-percent:0;mso-height-percent:0;mso-width-percent:0;mso-height-percent:0" o:hralign="center" o:hrstd="t" o:hr="t" fillcolor="#a0a0a0" stroked="f"/>
         </w:pict>
       </w:r>
     </w:p>
@@ -7984,8 +7984,8 @@
           <w:lang w:eastAsia="de-DE"/>
         </w:rPr>
         <w:lastRenderedPageBreak/>
-        <w:pict w14:anchorId="73128A2C">
-          <v:rect id="_x0000_i1109" alt="" style="width:453.6pt;height:.05pt;mso-width-percent:0;mso-height-percent:0;mso-width-percent:0;mso-height-percent:0" o:hralign="center" o:hrstd="t" o:hr="t" fillcolor="#a0a0a0" stroked="f"/>
+        <w:pict w14:anchorId="311D58D9">
+          <v:rect id="_x0000_i1049" alt="" style="width:453.6pt;height:.05pt;mso-width-percent:0;mso-height-percent:0;mso-width-percent:0;mso-height-percent:0" o:hralign="center" o:hrstd="t" o:hr="t" fillcolor="#a0a0a0" stroked="f"/>
         </w:pict>
       </w:r>
     </w:p>
@@ -8095,8 +8095,8 @@
           <w:kern w:val="0"/>
           <w:lang w:eastAsia="de-DE"/>
         </w:rPr>
-        <w:pict w14:anchorId="3DC8FB81">
-          <v:rect id="_x0000_i1108" alt="" style="width:453.6pt;height:.05pt;mso-width-percent:0;mso-height-percent:0;mso-width-percent:0;mso-height-percent:0" o:hralign="center" o:hrstd="t" o:hr="t" fillcolor="#a0a0a0" stroked="f"/>
+        <w:pict w14:anchorId="48FC7C5E">
+          <v:rect id="_x0000_i1048" alt="" style="width:453.6pt;height:.05pt;mso-width-percent:0;mso-height-percent:0;mso-width-percent:0;mso-height-percent:0" o:hralign="center" o:hrstd="t" o:hr="t" fillcolor="#a0a0a0" stroked="f"/>
         </w:pict>
       </w:r>
     </w:p>
@@ -8226,8 +8226,8 @@
           <w:kern w:val="0"/>
           <w:lang w:eastAsia="de-DE"/>
         </w:rPr>
-        <w:pict w14:anchorId="6B4A315D">
-          <v:rect id="_x0000_i1107" alt="" style="width:453.6pt;height:.05pt;mso-width-percent:0;mso-height-percent:0;mso-width-percent:0;mso-height-percent:0" o:hralign="center" o:hrstd="t" o:hr="t" fillcolor="#a0a0a0" stroked="f"/>
+        <w:pict w14:anchorId="6825F6DA">
+          <v:rect id="_x0000_i1047" alt="" style="width:453.6pt;height:.05pt;mso-width-percent:0;mso-height-percent:0;mso-width-percent:0;mso-height-percent:0" o:hralign="center" o:hrstd="t" o:hr="t" fillcolor="#a0a0a0" stroked="f"/>
         </w:pict>
       </w:r>
     </w:p>
@@ -8317,8 +8317,8 @@
           <w:kern w:val="0"/>
           <w:lang w:eastAsia="de-DE"/>
         </w:rPr>
-        <w:pict w14:anchorId="45A2A160">
-          <v:rect id="_x0000_i1106" alt="" style="width:453.6pt;height:.05pt;mso-width-percent:0;mso-height-percent:0;mso-width-percent:0;mso-height-percent:0" o:hralign="center" o:hrstd="t" o:hr="t" fillcolor="#a0a0a0" stroked="f"/>
+        <w:pict w14:anchorId="627A2C05">
+          <v:rect id="_x0000_i1046" alt="" style="width:453.6pt;height:.05pt;mso-width-percent:0;mso-height-percent:0;mso-width-percent:0;mso-height-percent:0" o:hralign="center" o:hrstd="t" o:hr="t" fillcolor="#a0a0a0" stroked="f"/>
         </w:pict>
       </w:r>
     </w:p>
@@ -8428,8 +8428,8 @@
           <w:kern w:val="0"/>
           <w:lang w:eastAsia="de-DE"/>
         </w:rPr>
-        <w:pict w14:anchorId="4DE667D6">
-          <v:rect id="_x0000_i1105" alt="" style="width:453.6pt;height:.05pt;mso-width-percent:0;mso-height-percent:0;mso-width-percent:0;mso-height-percent:0" o:hralign="center" o:hrstd="t" o:hr="t" fillcolor="#a0a0a0" stroked="f"/>
+        <w:pict w14:anchorId="41BC03DB">
+          <v:rect id="_x0000_i1045" alt="" style="width:453.6pt;height:.05pt;mso-width-percent:0;mso-height-percent:0;mso-width-percent:0;mso-height-percent:0" o:hralign="center" o:hrstd="t" o:hr="t" fillcolor="#a0a0a0" stroked="f"/>
         </w:pict>
       </w:r>
     </w:p>
@@ -8499,8 +8499,8 @@
           <w:kern w:val="0"/>
           <w:lang w:eastAsia="de-DE"/>
         </w:rPr>
-        <w:pict w14:anchorId="606DF940">
-          <v:rect id="_x0000_i1104" alt="" style="width:453.6pt;height:.05pt;mso-width-percent:0;mso-height-percent:0;mso-width-percent:0;mso-height-percent:0" o:hralign="center" o:hrstd="t" o:hr="t" fillcolor="#a0a0a0" stroked="f"/>
+        <w:pict w14:anchorId="47FABCBE">
+          <v:rect id="_x0000_i1044" alt="" style="width:453.6pt;height:.05pt;mso-width-percent:0;mso-height-percent:0;mso-width-percent:0;mso-height-percent:0" o:hralign="center" o:hrstd="t" o:hr="t" fillcolor="#a0a0a0" stroked="f"/>
         </w:pict>
       </w:r>
     </w:p>
@@ -8755,8 +8755,8 @@
           <w:kern w:val="0"/>
           <w:lang w:eastAsia="de-DE"/>
         </w:rPr>
-        <w:pict w14:anchorId="355B60B1">
-          <v:rect id="_x0000_i1103" alt="" style="width:453.6pt;height:.05pt;mso-width-percent:0;mso-height-percent:0;mso-width-percent:0;mso-height-percent:0" o:hralign="center" o:hrstd="t" o:hr="t" fillcolor="#a0a0a0" stroked="f"/>
+        <w:pict w14:anchorId="1734F44E">
+          <v:rect id="_x0000_i1043" alt="" style="width:453.6pt;height:.05pt;mso-width-percent:0;mso-height-percent:0;mso-width-percent:0;mso-height-percent:0" o:hralign="center" o:hrstd="t" o:hr="t" fillcolor="#a0a0a0" stroked="f"/>
         </w:pict>
       </w:r>
     </w:p>
@@ -8857,8 +8857,8 @@
           <w:kern w:val="0"/>
           <w:lang w:eastAsia="de-DE"/>
         </w:rPr>
-        <w:pict w14:anchorId="5D72AD3F">
-          <v:rect id="_x0000_i1102" alt="" style="width:453.6pt;height:.05pt;mso-width-percent:0;mso-height-percent:0;mso-width-percent:0;mso-height-percent:0" o:hralign="center" o:hrstd="t" o:hr="t" fillcolor="#a0a0a0" stroked="f"/>
+        <w:pict w14:anchorId="4307376E">
+          <v:rect id="_x0000_i1042" alt="" style="width:453.6pt;height:.05pt;mso-width-percent:0;mso-height-percent:0;mso-width-percent:0;mso-height-percent:0" o:hralign="center" o:hrstd="t" o:hr="t" fillcolor="#a0a0a0" stroked="f"/>
         </w:pict>
       </w:r>
     </w:p>
@@ -8937,8 +8937,8 @@
           <w:kern w:val="0"/>
           <w:lang w:eastAsia="de-DE"/>
         </w:rPr>
-        <w:pict w14:anchorId="1420E50B">
-          <v:rect id="_x0000_i1101" alt="" style="width:453.6pt;height:.05pt;mso-width-percent:0;mso-height-percent:0;mso-width-percent:0;mso-height-percent:0" o:hralign="center" o:hrstd="t" o:hr="t" fillcolor="#a0a0a0" stroked="f"/>
+        <w:pict w14:anchorId="0E0D1F11">
+          <v:rect id="_x0000_i1041" alt="" style="width:453.6pt;height:.05pt;mso-width-percent:0;mso-height-percent:0;mso-width-percent:0;mso-height-percent:0" o:hralign="center" o:hrstd="t" o:hr="t" fillcolor="#a0a0a0" stroked="f"/>
         </w:pict>
       </w:r>
     </w:p>
@@ -9010,8 +9010,8 @@
           <w:kern w:val="0"/>
           <w:lang w:eastAsia="de-DE"/>
         </w:rPr>
-        <w:pict w14:anchorId="75991932">
-          <v:rect id="_x0000_i1100" alt="" style="width:453.6pt;height:.05pt;mso-width-percent:0;mso-height-percent:0;mso-width-percent:0;mso-height-percent:0" o:hralign="center" o:hrstd="t" o:hr="t" fillcolor="#a0a0a0" stroked="f"/>
+        <w:pict w14:anchorId="35C3A4EC">
+          <v:rect id="_x0000_i1040" alt="" style="width:453.6pt;height:.05pt;mso-width-percent:0;mso-height-percent:0;mso-width-percent:0;mso-height-percent:0" o:hralign="center" o:hrstd="t" o:hr="t" fillcolor="#a0a0a0" stroked="f"/>
         </w:pict>
       </w:r>
     </w:p>
@@ -9093,8 +9093,8 @@
           <w:kern w:val="0"/>
           <w:lang w:eastAsia="de-DE"/>
         </w:rPr>
-        <w:pict w14:anchorId="75769CA3">
-          <v:rect id="_x0000_i1099" alt="" style="width:453.6pt;height:.05pt;mso-width-percent:0;mso-height-percent:0;mso-width-percent:0;mso-height-percent:0" o:hralign="center" o:hrstd="t" o:hr="t" fillcolor="#a0a0a0" stroked="f"/>
+        <w:pict w14:anchorId="7BC3E487">
+          <v:rect id="_x0000_i1039" alt="" style="width:453.6pt;height:.05pt;mso-width-percent:0;mso-height-percent:0;mso-width-percent:0;mso-height-percent:0" o:hralign="center" o:hrstd="t" o:hr="t" fillcolor="#a0a0a0" stroked="f"/>
         </w:pict>
       </w:r>
     </w:p>
@@ -9164,8 +9164,8 @@
           <w:kern w:val="0"/>
           <w:lang w:eastAsia="de-DE"/>
         </w:rPr>
-        <w:pict w14:anchorId="3DBFCAEF">
-          <v:rect id="_x0000_i1098" alt="" style="width:453.6pt;height:.05pt;mso-width-percent:0;mso-height-percent:0;mso-width-percent:0;mso-height-percent:0" o:hralign="center" o:hrstd="t" o:hr="t" fillcolor="#a0a0a0" stroked="f"/>
+        <w:pict w14:anchorId="658CE17D">
+          <v:rect id="_x0000_i1038" alt="" style="width:453.6pt;height:.05pt;mso-width-percent:0;mso-height-percent:0;mso-width-percent:0;mso-height-percent:0" o:hralign="center" o:hrstd="t" o:hr="t" fillcolor="#a0a0a0" stroked="f"/>
         </w:pict>
       </w:r>
     </w:p>
@@ -9275,8 +9275,8 @@
           <w:kern w:val="0"/>
           <w:lang w:eastAsia="de-DE"/>
         </w:rPr>
-        <w:pict w14:anchorId="358634F8">
-          <v:rect id="_x0000_i1097" alt="" style="width:453.6pt;height:.05pt;mso-width-percent:0;mso-height-percent:0;mso-width-percent:0;mso-height-percent:0" o:hralign="center" o:hrstd="t" o:hr="t" fillcolor="#a0a0a0" stroked="f"/>
+        <w:pict w14:anchorId="35B9D527">
+          <v:rect id="_x0000_i1037" alt="" style="width:453.6pt;height:.05pt;mso-width-percent:0;mso-height-percent:0;mso-width-percent:0;mso-height-percent:0" o:hralign="center" o:hrstd="t" o:hr="t" fillcolor="#a0a0a0" stroked="f"/>
         </w:pict>
       </w:r>
     </w:p>
@@ -9636,8 +9636,8 @@
           <w:kern w:val="0"/>
           <w:lang w:eastAsia="de-DE"/>
         </w:rPr>
-        <w:pict w14:anchorId="1822F7BB">
-          <v:rect id="_x0000_i1096" alt="" style="width:453.6pt;height:.05pt;mso-width-percent:0;mso-height-percent:0;mso-width-percent:0;mso-height-percent:0" o:hralign="center" o:hrstd="t" o:hr="t" fillcolor="#a0a0a0" stroked="f"/>
+        <w:pict w14:anchorId="569CA718">
+          <v:rect id="_x0000_i1036" alt="" style="width:453.6pt;height:.05pt;mso-width-percent:0;mso-height-percent:0;mso-width-percent:0;mso-height-percent:0" o:hralign="center" o:hrstd="t" o:hr="t" fillcolor="#a0a0a0" stroked="f"/>
         </w:pict>
       </w:r>
     </w:p>
@@ -9807,8 +9807,8 @@
           <w:kern w:val="0"/>
           <w:lang w:eastAsia="de-DE"/>
         </w:rPr>
-        <w:pict w14:anchorId="1053F1CE">
-          <v:rect id="_x0000_i1095" alt="" style="width:453.6pt;height:.05pt;mso-width-percent:0;mso-height-percent:0;mso-width-percent:0;mso-height-percent:0" o:hralign="center" o:hrstd="t" o:hr="t" fillcolor="#a0a0a0" stroked="f"/>
+        <w:pict w14:anchorId="3725AB5A">
+          <v:rect id="_x0000_i1035" alt="" style="width:453.6pt;height:.05pt;mso-width-percent:0;mso-height-percent:0;mso-width-percent:0;mso-height-percent:0" o:hralign="center" o:hrstd="t" o:hr="t" fillcolor="#a0a0a0" stroked="f"/>
         </w:pict>
       </w:r>
     </w:p>
@@ -9960,8 +9960,8 @@
           <w:kern w:val="0"/>
           <w:lang w:eastAsia="de-DE"/>
         </w:rPr>
-        <w:pict w14:anchorId="7074C015">
-          <v:rect id="_x0000_i1094" alt="" style="width:453.6pt;height:.05pt;mso-width-percent:0;mso-height-percent:0;mso-width-percent:0;mso-height-percent:0" o:hralign="center" o:hrstd="t" o:hr="t" fillcolor="#a0a0a0" stroked="f"/>
+        <w:pict w14:anchorId="35E1D057">
+          <v:rect id="_x0000_i1034" alt="" style="width:453.6pt;height:.05pt;mso-width-percent:0;mso-height-percent:0;mso-width-percent:0;mso-height-percent:0" o:hralign="center" o:hrstd="t" o:hr="t" fillcolor="#a0a0a0" stroked="f"/>
         </w:pict>
       </w:r>
     </w:p>
@@ -10203,8 +10203,8 @@
           <w:kern w:val="0"/>
           <w:lang w:eastAsia="de-DE"/>
         </w:rPr>
-        <w:pict w14:anchorId="647A2A87">
-          <v:rect id="_x0000_i1093" alt="" style="width:453.6pt;height:.05pt;mso-width-percent:0;mso-height-percent:0;mso-width-percent:0;mso-height-percent:0" o:hralign="center" o:hrstd="t" o:hr="t" fillcolor="#a0a0a0" stroked="f"/>
+        <w:pict w14:anchorId="7D706457">
+          <v:rect id="_x0000_i1033" alt="" style="width:453.6pt;height:.05pt;mso-width-percent:0;mso-height-percent:0;mso-width-percent:0;mso-height-percent:0" o:hralign="center" o:hrstd="t" o:hr="t" fillcolor="#a0a0a0" stroked="f"/>
         </w:pict>
       </w:r>
     </w:p>
@@ -10343,8 +10343,8 @@
           <w:kern w:val="0"/>
           <w:lang w:eastAsia="de-DE"/>
         </w:rPr>
-        <w:pict w14:anchorId="62243E4B">
-          <v:rect id="_x0000_i1092" alt="" style="width:453.6pt;height:.05pt;mso-width-percent:0;mso-height-percent:0;mso-width-percent:0;mso-height-percent:0" o:hralign="center" o:hrstd="t" o:hr="t" fillcolor="#a0a0a0" stroked="f"/>
+        <w:pict w14:anchorId="4894599A">
+          <v:rect id="_x0000_i1032" alt="" style="width:453.6pt;height:.05pt;mso-width-percent:0;mso-height-percent:0;mso-width-percent:0;mso-height-percent:0" o:hralign="center" o:hrstd="t" o:hr="t" fillcolor="#a0a0a0" stroked="f"/>
         </w:pict>
       </w:r>
     </w:p>
@@ -10534,8 +10534,8 @@
           <w:kern w:val="0"/>
           <w:lang w:eastAsia="de-DE"/>
         </w:rPr>
-        <w:pict w14:anchorId="499F42AB">
-          <v:rect id="_x0000_i1091" alt="" style="width:453.6pt;height:.05pt;mso-width-percent:0;mso-height-percent:0;mso-width-percent:0;mso-height-percent:0" o:hralign="center" o:hrstd="t" o:hr="t" fillcolor="#a0a0a0" stroked="f"/>
+        <w:pict w14:anchorId="6A3B055B">
+          <v:rect id="_x0000_i1031" alt="" style="width:453.6pt;height:.05pt;mso-width-percent:0;mso-height-percent:0;mso-width-percent:0;mso-height-percent:0" o:hralign="center" o:hrstd="t" o:hr="t" fillcolor="#a0a0a0" stroked="f"/>
         </w:pict>
       </w:r>
     </w:p>
@@ -10636,8 +10636,8 @@
           <w:kern w:val="0"/>
           <w:lang w:eastAsia="de-DE"/>
         </w:rPr>
-        <w:pict w14:anchorId="7B8051ED">
-          <v:rect id="_x0000_i1090" alt="" style="width:453.6pt;height:.05pt;mso-width-percent:0;mso-height-percent:0;mso-width-percent:0;mso-height-percent:0" o:hralign="center" o:hrstd="t" o:hr="t" fillcolor="#a0a0a0" stroked="f"/>
+        <w:pict w14:anchorId="456C9404">
+          <v:rect id="_x0000_i1030" alt="" style="width:453.6pt;height:.05pt;mso-width-percent:0;mso-height-percent:0;mso-width-percent:0;mso-height-percent:0" o:hralign="center" o:hrstd="t" o:hr="t" fillcolor="#a0a0a0" stroked="f"/>
         </w:pict>
       </w:r>
     </w:p>
@@ -10709,8 +10709,8 @@
           <w:kern w:val="0"/>
           <w:lang w:eastAsia="de-DE"/>
         </w:rPr>
-        <w:pict w14:anchorId="033A8550">
-          <v:rect id="_x0000_i1089" alt="" style="width:453.6pt;height:.05pt;mso-width-percent:0;mso-height-percent:0;mso-width-percent:0;mso-height-percent:0" o:hralign="center" o:hrstd="t" o:hr="t" fillcolor="#a0a0a0" stroked="f"/>
+        <w:pict w14:anchorId="649B807B">
+          <v:rect id="_x0000_i1029" alt="" style="width:453.6pt;height:.05pt;mso-width-percent:0;mso-height-percent:0;mso-width-percent:0;mso-height-percent:0" o:hralign="center" o:hrstd="t" o:hr="t" fillcolor="#a0a0a0" stroked="f"/>
         </w:pict>
       </w:r>
     </w:p>
@@ -10783,8 +10783,8 @@
           <w:kern w:val="0"/>
           <w:lang w:eastAsia="de-DE"/>
         </w:rPr>
-        <w:pict w14:anchorId="32E4E81C">
-          <v:rect id="_x0000_i1088" alt="" style="width:453.6pt;height:.05pt;mso-width-percent:0;mso-height-percent:0;mso-width-percent:0;mso-height-percent:0" o:hralign="center" o:hrstd="t" o:hr="t" fillcolor="#a0a0a0" stroked="f"/>
+        <w:pict w14:anchorId="7EFCE74F">
+          <v:rect id="_x0000_i1028" alt="" style="width:453.6pt;height:.05pt;mso-width-percent:0;mso-height-percent:0;mso-width-percent:0;mso-height-percent:0" o:hralign="center" o:hrstd="t" o:hr="t" fillcolor="#a0a0a0" stroked="f"/>
         </w:pict>
       </w:r>
     </w:p>
@@ -10942,8 +10942,8 @@
           <w:kern w:val="0"/>
           <w:lang w:eastAsia="de-DE"/>
         </w:rPr>
-        <w:pict w14:anchorId="2003FBE2">
-          <v:rect id="_x0000_i1087" alt="" style="width:453.6pt;height:.05pt;mso-width-percent:0;mso-height-percent:0;mso-width-percent:0;mso-height-percent:0" o:hralign="center" o:hrstd="t" o:hr="t" fillcolor="#a0a0a0" stroked="f"/>
+        <w:pict w14:anchorId="451E0BF0">
+          <v:rect id="_x0000_i1027" alt="" style="width:453.6pt;height:.05pt;mso-width-percent:0;mso-height-percent:0;mso-width-percent:0;mso-height-percent:0" o:hralign="center" o:hrstd="t" o:hr="t" fillcolor="#a0a0a0" stroked="f"/>
         </w:pict>
       </w:r>
     </w:p>
@@ -11222,8 +11222,8 @@
           <w:kern w:val="0"/>
           <w:lang w:eastAsia="de-DE"/>
         </w:rPr>
-        <w:pict w14:anchorId="14071B9E">
-          <v:rect id="_x0000_i1086" alt="" style="width:453.6pt;height:.05pt;mso-width-percent:0;mso-height-percent:0;mso-width-percent:0;mso-height-percent:0" o:hralign="center" o:hrstd="t" o:hr="t" fillcolor="#a0a0a0" stroked="f"/>
+        <w:pict w14:anchorId="000559B2">
+          <v:rect id="_x0000_i1026" alt="" style="width:453.6pt;height:.05pt;mso-width-percent:0;mso-height-percent:0;mso-width-percent:0;mso-height-percent:0" o:hralign="center" o:hrstd="t" o:hr="t" fillcolor="#a0a0a0" stroked="f"/>
         </w:pict>
       </w:r>
     </w:p>
@@ -11396,8 +11396,8 @@
           <w:kern w:val="0"/>
           <w:lang w:eastAsia="de-DE"/>
         </w:rPr>
-        <w:pict w14:anchorId="33686168">
-          <v:rect id="_x0000_i1085" alt="" style="width:453.6pt;height:.05pt;mso-width-percent:0;mso-height-percent:0;mso-width-percent:0;mso-height-percent:0" o:hralign="center" o:hrstd="t" o:hr="t" fillcolor="#a0a0a0" stroked="f"/>
+        <w:pict w14:anchorId="7FEFBE7E">
+          <v:rect id="_x0000_i1025" alt="" style="width:453.6pt;height:.05pt;mso-width-percent:0;mso-height-percent:0;mso-width-percent:0;mso-height-percent:0" o:hralign="center" o:hrstd="t" o:hr="t" fillcolor="#a0a0a0" stroked="f"/>
         </w:pict>
       </w:r>
     </w:p>
